--- a/Latihan_SI4709_102022300273_Muhammad Yazid Ahnaffauzi.docx
+++ b/Latihan_SI4709_102022300273_Muhammad Yazid Ahnaffauzi.docx
@@ -11874,7 +11874,7 @@
         </w:rPr>
         <w:lastRenderedPageBreak/>
         <w:drawing>
-          <wp:inline distT="0" distB="0" distL="0" distR="0" wp14:anchorId="607661DB" wp14:editId="7E396076">
+          <wp:inline distT="0" distB="0" distL="0" distR="0" wp14:anchorId="607661DB" wp14:editId="4806A44E">
             <wp:extent cx="4133850" cy="5448300"/>
             <wp:effectExtent l="0" t="0" r="0" b="0"/>
             <wp:docPr id="1912365431" name="Picture 6"/>
@@ -13997,6 +13997,251 @@
       <w:pPr>
         <w:spacing w:after="0"/>
       </w:pPr>
+    </w:p>
+    <w:p>
+      <w:pPr>
+        <w:spacing w:after="0"/>
+      </w:pPr>
+    </w:p>
+    <w:p>
+      <w:pPr>
+        <w:pStyle w:val="penamaan"/>
+      </w:pPr>
+      <w:r>
+        <w:t>COMPONENT DIAGRAM</w:t>
+      </w:r>
+    </w:p>
+    <w:p>
+      <w:pPr>
+        <w:pStyle w:val="penamaan"/>
+        <w:numPr>
+          <w:ilvl w:val="0"/>
+          <w:numId w:val="36"/>
+        </w:numPr>
+      </w:pPr>
+      <w:r>
+        <w:t>Perspektif Fitur</w:t>
+      </w:r>
+    </w:p>
+    <w:p>
+      <w:pPr>
+        <w:pStyle w:val="penamaan"/>
+        <w:numPr>
+          <w:ilvl w:val="0"/>
+          <w:numId w:val="0"/>
+        </w:numPr>
+        <w:ind w:left="720"/>
+      </w:pPr>
+      <w:r>
+        <w:rPr>
+          <w:noProof/>
+        </w:rPr>
+        <w:lastRenderedPageBreak/>
+        <w:drawing>
+          <wp:inline distT="0" distB="0" distL="0" distR="0" wp14:anchorId="019206F6" wp14:editId="415DD6CF">
+            <wp:extent cx="5732780" cy="4832350"/>
+            <wp:effectExtent l="0" t="0" r="1270" b="6350"/>
+            <wp:docPr id="647659683" name="Picture 1"/>
+            <wp:cNvGraphicFramePr>
+              <a:graphicFrameLocks xmlns:a="http://schemas.openxmlformats.org/drawingml/2006/main" noChangeAspect="1"/>
+            </wp:cNvGraphicFramePr>
+            <a:graphic xmlns:a="http://schemas.openxmlformats.org/drawingml/2006/main">
+              <a:graphicData uri="http://schemas.openxmlformats.org/drawingml/2006/picture">
+                <pic:pic xmlns:pic="http://schemas.openxmlformats.org/drawingml/2006/picture">
+                  <pic:nvPicPr>
+                    <pic:cNvPr id="0" name="Picture 1"/>
+                    <pic:cNvPicPr>
+                      <a:picLocks noChangeAspect="1" noChangeArrowheads="1"/>
+                    </pic:cNvPicPr>
+                  </pic:nvPicPr>
+                  <pic:blipFill>
+                    <a:blip r:embed="rId26" cstate="print">
+                      <a:extLst>
+                        <a:ext uri="{28A0092B-C50C-407E-A947-70E740481C1C}">
+                          <a14:useLocalDpi xmlns:a14="http://schemas.microsoft.com/office/drawing/2010/main" val="0"/>
+                        </a:ext>
+                      </a:extLst>
+                    </a:blip>
+                    <a:srcRect/>
+                    <a:stretch>
+                      <a:fillRect/>
+                    </a:stretch>
+                  </pic:blipFill>
+                  <pic:spPr bwMode="auto">
+                    <a:xfrm>
+                      <a:off x="0" y="0"/>
+                      <a:ext cx="5732780" cy="4832350"/>
+                    </a:xfrm>
+                    <a:prstGeom prst="rect">
+                      <a:avLst/>
+                    </a:prstGeom>
+                    <a:noFill/>
+                    <a:ln>
+                      <a:noFill/>
+                    </a:ln>
+                  </pic:spPr>
+                </pic:pic>
+              </a:graphicData>
+            </a:graphic>
+          </wp:inline>
+        </w:drawing>
+      </w:r>
+    </w:p>
+    <w:p>
+      <w:pPr>
+        <w:pStyle w:val="penamaan"/>
+        <w:numPr>
+          <w:ilvl w:val="0"/>
+          <w:numId w:val="36"/>
+        </w:numPr>
+      </w:pPr>
+      <w:r>
+        <w:t>Perspektif Development Tools</w:t>
+      </w:r>
+    </w:p>
+    <w:p>
+      <w:pPr>
+        <w:pStyle w:val="penamaan"/>
+        <w:numPr>
+          <w:ilvl w:val="0"/>
+          <w:numId w:val="0"/>
+        </w:numPr>
+        <w:ind w:left="720"/>
+      </w:pPr>
+      <w:r>
+        <w:rPr>
+          <w:noProof/>
+        </w:rPr>
+        <w:lastRenderedPageBreak/>
+        <w:drawing>
+          <wp:inline distT="0" distB="0" distL="0" distR="0" wp14:anchorId="14EF7742" wp14:editId="1F9C11A6">
+            <wp:extent cx="5155565" cy="4304665"/>
+            <wp:effectExtent l="0" t="0" r="6985" b="635"/>
+            <wp:docPr id="1166375712" name="Picture 2"/>
+            <wp:cNvGraphicFramePr>
+              <a:graphicFrameLocks xmlns:a="http://schemas.openxmlformats.org/drawingml/2006/main" noChangeAspect="1"/>
+            </wp:cNvGraphicFramePr>
+            <a:graphic xmlns:a="http://schemas.openxmlformats.org/drawingml/2006/main">
+              <a:graphicData uri="http://schemas.openxmlformats.org/drawingml/2006/picture">
+                <pic:pic xmlns:pic="http://schemas.openxmlformats.org/drawingml/2006/picture">
+                  <pic:nvPicPr>
+                    <pic:cNvPr id="0" name="Picture 2"/>
+                    <pic:cNvPicPr>
+                      <a:picLocks noChangeAspect="1" noChangeArrowheads="1"/>
+                    </pic:cNvPicPr>
+                  </pic:nvPicPr>
+                  <pic:blipFill>
+                    <a:blip r:embed="rId27" cstate="print">
+                      <a:extLst>
+                        <a:ext uri="{28A0092B-C50C-407E-A947-70E740481C1C}">
+                          <a14:useLocalDpi xmlns:a14="http://schemas.microsoft.com/office/drawing/2010/main" val="0"/>
+                        </a:ext>
+                      </a:extLst>
+                    </a:blip>
+                    <a:srcRect/>
+                    <a:stretch>
+                      <a:fillRect/>
+                    </a:stretch>
+                  </pic:blipFill>
+                  <pic:spPr bwMode="auto">
+                    <a:xfrm>
+                      <a:off x="0" y="0"/>
+                      <a:ext cx="5155565" cy="4304665"/>
+                    </a:xfrm>
+                    <a:prstGeom prst="rect">
+                      <a:avLst/>
+                    </a:prstGeom>
+                    <a:noFill/>
+                    <a:ln>
+                      <a:noFill/>
+                    </a:ln>
+                  </pic:spPr>
+                </pic:pic>
+              </a:graphicData>
+            </a:graphic>
+          </wp:inline>
+        </w:drawing>
+      </w:r>
+    </w:p>
+    <w:p>
+      <w:pPr>
+        <w:pStyle w:val="penamaan"/>
+        <w:numPr>
+          <w:ilvl w:val="0"/>
+          <w:numId w:val="0"/>
+        </w:numPr>
+      </w:pPr>
+    </w:p>
+    <w:p>
+      <w:pPr>
+        <w:pStyle w:val="penamaan"/>
+      </w:pPr>
+      <w:r>
+        <w:t>DEPLOYMENT DIAGRAM</w:t>
+      </w:r>
+    </w:p>
+    <w:p>
+      <w:pPr>
+        <w:spacing w:after="0"/>
+      </w:pPr>
+      <w:r>
+        <w:rPr>
+          <w:noProof/>
+        </w:rPr>
+        <w:drawing>
+          <wp:inline distT="0" distB="0" distL="0" distR="0" wp14:anchorId="1A3E3314" wp14:editId="0C9111B4">
+            <wp:extent cx="4262755" cy="3376295"/>
+            <wp:effectExtent l="0" t="0" r="4445" b="0"/>
+            <wp:docPr id="1367207836" name="Picture 3"/>
+            <wp:cNvGraphicFramePr>
+              <a:graphicFrameLocks xmlns:a="http://schemas.openxmlformats.org/drawingml/2006/main" noChangeAspect="1"/>
+            </wp:cNvGraphicFramePr>
+            <a:graphic xmlns:a="http://schemas.openxmlformats.org/drawingml/2006/main">
+              <a:graphicData uri="http://schemas.openxmlformats.org/drawingml/2006/picture">
+                <pic:pic xmlns:pic="http://schemas.openxmlformats.org/drawingml/2006/picture">
+                  <pic:nvPicPr>
+                    <pic:cNvPr id="0" name="Picture 3"/>
+                    <pic:cNvPicPr>
+                      <a:picLocks noChangeAspect="1" noChangeArrowheads="1"/>
+                    </pic:cNvPicPr>
+                  </pic:nvPicPr>
+                  <pic:blipFill>
+                    <a:blip r:embed="rId28" cstate="print">
+                      <a:extLst>
+                        <a:ext uri="{28A0092B-C50C-407E-A947-70E740481C1C}">
+                          <a14:useLocalDpi xmlns:a14="http://schemas.microsoft.com/office/drawing/2010/main" val="0"/>
+                        </a:ext>
+                      </a:extLst>
+                    </a:blip>
+                    <a:srcRect/>
+                    <a:stretch>
+                      <a:fillRect/>
+                    </a:stretch>
+                  </pic:blipFill>
+                  <pic:spPr bwMode="auto">
+                    <a:xfrm>
+                      <a:off x="0" y="0"/>
+                      <a:ext cx="4262755" cy="3376295"/>
+                    </a:xfrm>
+                    <a:prstGeom prst="rect">
+                      <a:avLst/>
+                    </a:prstGeom>
+                    <a:noFill/>
+                    <a:ln>
+                      <a:noFill/>
+                    </a:ln>
+                  </pic:spPr>
+                </pic:pic>
+              </a:graphicData>
+            </a:graphic>
+          </wp:inline>
+        </w:drawing>
+      </w:r>
+    </w:p>
+    <w:p>
+      <w:pPr>
+        <w:spacing w:after="0"/>
+      </w:pPr>
       <w:r>
         <w:br/>
         <w:t>Berikut Link project github:</w:t>
@@ -14004,6 +14249,14 @@
       <w:r>
         <w:br/>
       </w:r>
+      <w:hyperlink r:id="rId29" w:history="1">
+        <w:r>
+          <w:rPr>
+            <w:rStyle w:val="Hyperlink"/>
+          </w:rPr>
+          <w:t>https://github.com/Ahnaffauzi/APSI_LATIHAN_BIOSKOP.git</w:t>
+        </w:r>
+      </w:hyperlink>
     </w:p>
     <w:sectPr>
       <w:pgSz w:w="11906" w:h="16838"/>
@@ -15084,6 +15337,95 @@
     </w:lvl>
   </w:abstractNum>
   <w:abstractNum w:abstractNumId="12" w15:restartNumberingAfterBreak="0">
+    <w:nsid w:val="30131065"/>
+    <w:multiLevelType w:val="hybridMultilevel"/>
+    <w:tmpl w:val="8DD472A6"/>
+    <w:lvl w:ilvl="0" w:tplc="FFFFFFFF">
+      <w:start w:val="1"/>
+      <w:numFmt w:val="lowerLetter"/>
+      <w:lvlText w:val="%1."/>
+      <w:lvlJc w:val="left"/>
+      <w:pPr>
+        <w:ind w:left="720" w:hanging="360"/>
+      </w:pPr>
+      <w:rPr>
+        <w:rFonts w:hint="default"/>
+      </w:rPr>
+    </w:lvl>
+    <w:lvl w:ilvl="1" w:tplc="FFFFFFFF" w:tentative="1">
+      <w:start w:val="1"/>
+      <w:numFmt w:val="lowerLetter"/>
+      <w:lvlText w:val="%2."/>
+      <w:lvlJc w:val="left"/>
+      <w:pPr>
+        <w:ind w:left="1440" w:hanging="360"/>
+      </w:pPr>
+    </w:lvl>
+    <w:lvl w:ilvl="2" w:tplc="FFFFFFFF" w:tentative="1">
+      <w:start w:val="1"/>
+      <w:numFmt w:val="lowerRoman"/>
+      <w:lvlText w:val="%3."/>
+      <w:lvlJc w:val="right"/>
+      <w:pPr>
+        <w:ind w:left="2160" w:hanging="180"/>
+      </w:pPr>
+    </w:lvl>
+    <w:lvl w:ilvl="3" w:tplc="FFFFFFFF" w:tentative="1">
+      <w:start w:val="1"/>
+      <w:numFmt w:val="decimal"/>
+      <w:lvlText w:val="%4."/>
+      <w:lvlJc w:val="left"/>
+      <w:pPr>
+        <w:ind w:left="2880" w:hanging="360"/>
+      </w:pPr>
+    </w:lvl>
+    <w:lvl w:ilvl="4" w:tplc="FFFFFFFF" w:tentative="1">
+      <w:start w:val="1"/>
+      <w:numFmt w:val="lowerLetter"/>
+      <w:lvlText w:val="%5."/>
+      <w:lvlJc w:val="left"/>
+      <w:pPr>
+        <w:ind w:left="3600" w:hanging="360"/>
+      </w:pPr>
+    </w:lvl>
+    <w:lvl w:ilvl="5" w:tplc="FFFFFFFF" w:tentative="1">
+      <w:start w:val="1"/>
+      <w:numFmt w:val="lowerRoman"/>
+      <w:lvlText w:val="%6."/>
+      <w:lvlJc w:val="right"/>
+      <w:pPr>
+        <w:ind w:left="4320" w:hanging="180"/>
+      </w:pPr>
+    </w:lvl>
+    <w:lvl w:ilvl="6" w:tplc="FFFFFFFF" w:tentative="1">
+      <w:start w:val="1"/>
+      <w:numFmt w:val="decimal"/>
+      <w:lvlText w:val="%7."/>
+      <w:lvlJc w:val="left"/>
+      <w:pPr>
+        <w:ind w:left="5040" w:hanging="360"/>
+      </w:pPr>
+    </w:lvl>
+    <w:lvl w:ilvl="7" w:tplc="FFFFFFFF" w:tentative="1">
+      <w:start w:val="1"/>
+      <w:numFmt w:val="lowerLetter"/>
+      <w:lvlText w:val="%8."/>
+      <w:lvlJc w:val="left"/>
+      <w:pPr>
+        <w:ind w:left="5760" w:hanging="360"/>
+      </w:pPr>
+    </w:lvl>
+    <w:lvl w:ilvl="8" w:tplc="FFFFFFFF" w:tentative="1">
+      <w:start w:val="1"/>
+      <w:numFmt w:val="lowerRoman"/>
+      <w:lvlText w:val="%9."/>
+      <w:lvlJc w:val="right"/>
+      <w:pPr>
+        <w:ind w:left="6480" w:hanging="180"/>
+      </w:pPr>
+    </w:lvl>
+  </w:abstractNum>
+  <w:abstractNum w:abstractNumId="13" w15:restartNumberingAfterBreak="0">
     <w:nsid w:val="308D417E"/>
     <w:multiLevelType w:val="hybridMultilevel"/>
     <w:tmpl w:val="7E7CB802"/>
@@ -15172,7 +15514,7 @@
       </w:pPr>
     </w:lvl>
   </w:abstractNum>
-  <w:abstractNum w:abstractNumId="13" w15:restartNumberingAfterBreak="0">
+  <w:abstractNum w:abstractNumId="14" w15:restartNumberingAfterBreak="0">
     <w:nsid w:val="309A2EBA"/>
     <w:multiLevelType w:val="hybridMultilevel"/>
     <w:tmpl w:val="9AFE6F94"/>
@@ -15261,7 +15603,7 @@
       </w:pPr>
     </w:lvl>
   </w:abstractNum>
-  <w:abstractNum w:abstractNumId="14" w15:restartNumberingAfterBreak="0">
+  <w:abstractNum w:abstractNumId="15" w15:restartNumberingAfterBreak="0">
     <w:nsid w:val="35CA5477"/>
     <w:multiLevelType w:val="hybridMultilevel"/>
     <w:tmpl w:val="58680690"/>
@@ -15347,7 +15689,7 @@
       </w:pPr>
     </w:lvl>
   </w:abstractNum>
-  <w:abstractNum w:abstractNumId="15" w15:restartNumberingAfterBreak="0">
+  <w:abstractNum w:abstractNumId="16" w15:restartNumberingAfterBreak="0">
     <w:nsid w:val="38F84CB3"/>
     <w:multiLevelType w:val="hybridMultilevel"/>
     <w:tmpl w:val="6F244542"/>
@@ -15436,7 +15778,7 @@
       </w:pPr>
     </w:lvl>
   </w:abstractNum>
-  <w:abstractNum w:abstractNumId="16" w15:restartNumberingAfterBreak="0">
+  <w:abstractNum w:abstractNumId="17" w15:restartNumberingAfterBreak="0">
     <w:nsid w:val="3C053AD0"/>
     <w:multiLevelType w:val="hybridMultilevel"/>
     <w:tmpl w:val="983A8886"/>
@@ -15525,7 +15867,7 @@
       </w:pPr>
     </w:lvl>
   </w:abstractNum>
-  <w:abstractNum w:abstractNumId="17" w15:restartNumberingAfterBreak="0">
+  <w:abstractNum w:abstractNumId="18" w15:restartNumberingAfterBreak="0">
     <w:nsid w:val="3DCD1874"/>
     <w:multiLevelType w:val="hybridMultilevel"/>
     <w:tmpl w:val="6F244542"/>
@@ -15614,7 +15956,7 @@
       </w:pPr>
     </w:lvl>
   </w:abstractNum>
-  <w:abstractNum w:abstractNumId="18" w15:restartNumberingAfterBreak="0">
+  <w:abstractNum w:abstractNumId="19" w15:restartNumberingAfterBreak="0">
     <w:nsid w:val="3E865A10"/>
     <w:multiLevelType w:val="hybridMultilevel"/>
     <w:tmpl w:val="6F244542"/>
@@ -15703,7 +16045,7 @@
       </w:pPr>
     </w:lvl>
   </w:abstractNum>
-  <w:abstractNum w:abstractNumId="19" w15:restartNumberingAfterBreak="0">
+  <w:abstractNum w:abstractNumId="20" w15:restartNumberingAfterBreak="0">
     <w:nsid w:val="4A8A5BCA"/>
     <w:multiLevelType w:val="hybridMultilevel"/>
     <w:tmpl w:val="020CD684"/>
@@ -15792,7 +16134,7 @@
       </w:pPr>
     </w:lvl>
   </w:abstractNum>
-  <w:abstractNum w:abstractNumId="20" w15:restartNumberingAfterBreak="0">
+  <w:abstractNum w:abstractNumId="21" w15:restartNumberingAfterBreak="0">
     <w:nsid w:val="50E820F1"/>
     <w:multiLevelType w:val="hybridMultilevel"/>
     <w:tmpl w:val="6F244542"/>
@@ -15881,7 +16223,7 @@
       </w:pPr>
     </w:lvl>
   </w:abstractNum>
-  <w:abstractNum w:abstractNumId="21" w15:restartNumberingAfterBreak="0">
+  <w:abstractNum w:abstractNumId="22" w15:restartNumberingAfterBreak="0">
     <w:nsid w:val="56A66036"/>
     <w:multiLevelType w:val="hybridMultilevel"/>
     <w:tmpl w:val="6F244542"/>
@@ -15970,7 +16312,7 @@
       </w:pPr>
     </w:lvl>
   </w:abstractNum>
-  <w:abstractNum w:abstractNumId="22" w15:restartNumberingAfterBreak="0">
+  <w:abstractNum w:abstractNumId="23" w15:restartNumberingAfterBreak="0">
     <w:nsid w:val="5760520A"/>
     <w:multiLevelType w:val="hybridMultilevel"/>
     <w:tmpl w:val="6F244542"/>
@@ -16059,7 +16401,7 @@
       </w:pPr>
     </w:lvl>
   </w:abstractNum>
-  <w:abstractNum w:abstractNumId="23" w15:restartNumberingAfterBreak="0">
+  <w:abstractNum w:abstractNumId="24" w15:restartNumberingAfterBreak="0">
     <w:nsid w:val="589350AD"/>
     <w:multiLevelType w:val="hybridMultilevel"/>
     <w:tmpl w:val="6F244542"/>
@@ -16148,7 +16490,7 @@
       </w:pPr>
     </w:lvl>
   </w:abstractNum>
-  <w:abstractNum w:abstractNumId="24" w15:restartNumberingAfterBreak="0">
+  <w:abstractNum w:abstractNumId="25" w15:restartNumberingAfterBreak="0">
     <w:nsid w:val="5BB20BED"/>
     <w:multiLevelType w:val="hybridMultilevel"/>
     <w:tmpl w:val="D6E46BE6"/>
@@ -16237,7 +16579,7 @@
       </w:pPr>
     </w:lvl>
   </w:abstractNum>
-  <w:abstractNum w:abstractNumId="25" w15:restartNumberingAfterBreak="0">
+  <w:abstractNum w:abstractNumId="26" w15:restartNumberingAfterBreak="0">
     <w:nsid w:val="5C2963D5"/>
     <w:multiLevelType w:val="hybridMultilevel"/>
     <w:tmpl w:val="D6E46BE6"/>
@@ -16326,7 +16668,7 @@
       </w:pPr>
     </w:lvl>
   </w:abstractNum>
-  <w:abstractNum w:abstractNumId="26" w15:restartNumberingAfterBreak="0">
+  <w:abstractNum w:abstractNumId="27" w15:restartNumberingAfterBreak="0">
     <w:nsid w:val="5D8D4019"/>
     <w:multiLevelType w:val="hybridMultilevel"/>
     <w:tmpl w:val="6F244542"/>
@@ -16415,10 +16757,10 @@
       </w:pPr>
     </w:lvl>
   </w:abstractNum>
-  <w:abstractNum w:abstractNumId="27" w15:restartNumberingAfterBreak="0">
+  <w:abstractNum w:abstractNumId="28" w15:restartNumberingAfterBreak="0">
     <w:nsid w:val="603A4DA0"/>
     <w:multiLevelType w:val="hybridMultilevel"/>
-    <w:tmpl w:val="432A325A"/>
+    <w:tmpl w:val="8DD472A6"/>
     <w:lvl w:ilvl="0" w:tplc="04210019">
       <w:start w:val="1"/>
       <w:numFmt w:val="lowerLetter"/>
@@ -16504,7 +16846,7 @@
       </w:pPr>
     </w:lvl>
   </w:abstractNum>
-  <w:abstractNum w:abstractNumId="28" w15:restartNumberingAfterBreak="0">
+  <w:abstractNum w:abstractNumId="29" w15:restartNumberingAfterBreak="0">
     <w:nsid w:val="61A96929"/>
     <w:multiLevelType w:val="hybridMultilevel"/>
     <w:tmpl w:val="D6E46BE6"/>
@@ -16593,7 +16935,7 @@
       </w:pPr>
     </w:lvl>
   </w:abstractNum>
-  <w:abstractNum w:abstractNumId="29" w15:restartNumberingAfterBreak="0">
+  <w:abstractNum w:abstractNumId="30" w15:restartNumberingAfterBreak="0">
     <w:nsid w:val="61E150DE"/>
     <w:multiLevelType w:val="hybridMultilevel"/>
     <w:tmpl w:val="6F244542"/>
@@ -16682,7 +17024,7 @@
       </w:pPr>
     </w:lvl>
   </w:abstractNum>
-  <w:abstractNum w:abstractNumId="30" w15:restartNumberingAfterBreak="0">
+  <w:abstractNum w:abstractNumId="31" w15:restartNumberingAfterBreak="0">
     <w:nsid w:val="63CB3F4D"/>
     <w:multiLevelType w:val="hybridMultilevel"/>
     <w:tmpl w:val="6F244542"/>
@@ -16771,7 +17113,7 @@
       </w:pPr>
     </w:lvl>
   </w:abstractNum>
-  <w:abstractNum w:abstractNumId="31" w15:restartNumberingAfterBreak="0">
+  <w:abstractNum w:abstractNumId="32" w15:restartNumberingAfterBreak="0">
     <w:nsid w:val="6C5D04DF"/>
     <w:multiLevelType w:val="hybridMultilevel"/>
     <w:tmpl w:val="58680690"/>
@@ -16857,7 +17199,7 @@
       </w:pPr>
     </w:lvl>
   </w:abstractNum>
-  <w:abstractNum w:abstractNumId="32" w15:restartNumberingAfterBreak="0">
+  <w:abstractNum w:abstractNumId="33" w15:restartNumberingAfterBreak="0">
     <w:nsid w:val="72D949FF"/>
     <w:multiLevelType w:val="hybridMultilevel"/>
     <w:tmpl w:val="6F244542"/>
@@ -16946,7 +17288,7 @@
       </w:pPr>
     </w:lvl>
   </w:abstractNum>
-  <w:abstractNum w:abstractNumId="33" w15:restartNumberingAfterBreak="0">
+  <w:abstractNum w:abstractNumId="34" w15:restartNumberingAfterBreak="0">
     <w:nsid w:val="7A473AF5"/>
     <w:multiLevelType w:val="hybridMultilevel"/>
     <w:tmpl w:val="2D346CA8"/>
@@ -17035,7 +17377,7 @@
       </w:pPr>
     </w:lvl>
   </w:abstractNum>
-  <w:abstractNum w:abstractNumId="34" w15:restartNumberingAfterBreak="0">
+  <w:abstractNum w:abstractNumId="35" w15:restartNumberingAfterBreak="0">
     <w:nsid w:val="7CAC2714"/>
     <w:multiLevelType w:val="hybridMultilevel"/>
     <w:tmpl w:val="2C10EE0C"/>
@@ -17128,49 +17470,49 @@
     <w:abstractNumId w:val="8"/>
   </w:num>
   <w:num w:numId="2" w16cid:durableId="1478376994">
-    <w:abstractNumId w:val="28"/>
+    <w:abstractNumId w:val="29"/>
   </w:num>
   <w:num w:numId="3" w16cid:durableId="1117724916">
-    <w:abstractNumId w:val="24"/>
+    <w:abstractNumId w:val="25"/>
   </w:num>
   <w:num w:numId="4" w16cid:durableId="1948345884">
     <w:abstractNumId w:val="0"/>
   </w:num>
   <w:num w:numId="5" w16cid:durableId="656768616">
-    <w:abstractNumId w:val="25"/>
+    <w:abstractNumId w:val="26"/>
   </w:num>
   <w:num w:numId="6" w16cid:durableId="800422489">
-    <w:abstractNumId w:val="19"/>
+    <w:abstractNumId w:val="20"/>
   </w:num>
   <w:num w:numId="7" w16cid:durableId="411316223">
-    <w:abstractNumId w:val="33"/>
+    <w:abstractNumId w:val="34"/>
   </w:num>
   <w:num w:numId="8" w16cid:durableId="474879680">
     <w:abstractNumId w:val="4"/>
   </w:num>
   <w:num w:numId="9" w16cid:durableId="379866535">
-    <w:abstractNumId w:val="14"/>
+    <w:abstractNumId w:val="15"/>
   </w:num>
   <w:num w:numId="10" w16cid:durableId="423577942">
-    <w:abstractNumId w:val="31"/>
+    <w:abstractNumId w:val="32"/>
   </w:num>
   <w:num w:numId="11" w16cid:durableId="1278567521">
+    <w:abstractNumId w:val="28"/>
+  </w:num>
+  <w:num w:numId="12" w16cid:durableId="2074543875">
     <w:abstractNumId w:val="27"/>
   </w:num>
-  <w:num w:numId="12" w16cid:durableId="2074543875">
-    <w:abstractNumId w:val="26"/>
-  </w:num>
   <w:num w:numId="13" w16cid:durableId="482429000">
-    <w:abstractNumId w:val="16"/>
+    <w:abstractNumId w:val="17"/>
   </w:num>
   <w:num w:numId="14" w16cid:durableId="1873227621">
     <w:abstractNumId w:val="10"/>
   </w:num>
   <w:num w:numId="15" w16cid:durableId="1799373200">
-    <w:abstractNumId w:val="20"/>
+    <w:abstractNumId w:val="21"/>
   </w:num>
   <w:num w:numId="16" w16cid:durableId="601573251">
-    <w:abstractNumId w:val="15"/>
+    <w:abstractNumId w:val="16"/>
   </w:num>
   <w:num w:numId="17" w16cid:durableId="812715903">
     <w:abstractNumId w:val="6"/>
@@ -17179,25 +17521,25 @@
     <w:abstractNumId w:val="3"/>
   </w:num>
   <w:num w:numId="19" w16cid:durableId="472452132">
-    <w:abstractNumId w:val="22"/>
+    <w:abstractNumId w:val="23"/>
   </w:num>
   <w:num w:numId="20" w16cid:durableId="249051219">
     <w:abstractNumId w:val="5"/>
   </w:num>
   <w:num w:numId="21" w16cid:durableId="1244335551">
-    <w:abstractNumId w:val="23"/>
+    <w:abstractNumId w:val="24"/>
   </w:num>
   <w:num w:numId="22" w16cid:durableId="1938362308">
     <w:abstractNumId w:val="2"/>
   </w:num>
   <w:num w:numId="23" w16cid:durableId="1012801397">
-    <w:abstractNumId w:val="34"/>
+    <w:abstractNumId w:val="35"/>
   </w:num>
   <w:num w:numId="24" w16cid:durableId="1337686309">
-    <w:abstractNumId w:val="13"/>
+    <w:abstractNumId w:val="14"/>
   </w:num>
   <w:num w:numId="25" w16cid:durableId="684400774">
-    <w:abstractNumId w:val="29"/>
+    <w:abstractNumId w:val="30"/>
   </w:num>
   <w:num w:numId="26" w16cid:durableId="220362046">
     <w:abstractNumId w:val="7"/>
@@ -17212,21 +17554,24 @@
     <w:abstractNumId w:val="1"/>
   </w:num>
   <w:num w:numId="30" w16cid:durableId="1477842369">
-    <w:abstractNumId w:val="17"/>
+    <w:abstractNumId w:val="18"/>
   </w:num>
   <w:num w:numId="31" w16cid:durableId="1116408442">
-    <w:abstractNumId w:val="21"/>
+    <w:abstractNumId w:val="22"/>
   </w:num>
   <w:num w:numId="32" w16cid:durableId="1412194930">
-    <w:abstractNumId w:val="18"/>
+    <w:abstractNumId w:val="19"/>
   </w:num>
   <w:num w:numId="33" w16cid:durableId="912664065">
-    <w:abstractNumId w:val="30"/>
+    <w:abstractNumId w:val="31"/>
   </w:num>
   <w:num w:numId="34" w16cid:durableId="136727780">
-    <w:abstractNumId w:val="32"/>
+    <w:abstractNumId w:val="33"/>
   </w:num>
   <w:num w:numId="35" w16cid:durableId="1359551414">
+    <w:abstractNumId w:val="13"/>
+  </w:num>
+  <w:num w:numId="36" w16cid:durableId="370962469">
     <w:abstractNumId w:val="12"/>
   </w:num>
 </w:numbering>
@@ -17636,6 +17981,7 @@
   <w:style w:type="character" w:default="1" w:styleId="DefaultParagraphFont">
     <w:name w:val="Default Paragraph Font"/>
     <w:uiPriority w:val="1"/>
+    <w:semiHidden/>
     <w:unhideWhenUsed/>
   </w:style>
   <w:style w:type="table" w:default="1" w:styleId="TableNormal">
